--- a/docs/03_Application_Web_Flow_NSS_VIIT_A.docx
+++ b/docs/03_Application_Web_Flow_NSS_VIIT_A.docx
@@ -1,17 +1,9 @@
 
 <file path=word/document.xml><?xml version="1.0" encoding="utf-8"?>
-<w:document xmlns:wpc="http://schemas.microsoft.com/office/word/2010/wordprocessingCanvas" xmlns:mo="http://schemas.microsoft.com/office/mac/office/2008/main" xmlns:mc="http://schemas.openxmlformats.org/markup-compatibility/2006" xmlns:mv="urn:schemas-microsoft-com:mac:vml" xmlns:o="urn:schemas-microsoft-com:office:office" xmlns:r="http://schemas.openxmlformats.org/officeDocument/2006/relationships" xmlns:m="http://schemas.openxmlformats.org/officeDocument/2006/math" xmlns:v="urn:schemas-microsoft-com:vml" xmlns:wp14="http://schemas.microsoft.com/office/word/2010/wordprocessingDrawing" xmlns:wp="http://schemas.openxmlformats.org/drawingml/2006/wordprocessingDrawing" xmlns:w10="urn:schemas-microsoft-com:office:word" xmlns:w="http://schemas.openxmlformats.org/wordprocessingml/2006/main" xmlns:w14="http://schemas.microsoft.com/office/word/2010/wordml" xmlns:wpg="http://schemas.microsoft.com/office/word/2010/wordprocessingGroup" xmlns:wpi="http://schemas.microsoft.com/office/word/2010/wordprocessingInk" xmlns:wne="http://schemas.microsoft.com/office/word/2006/wordml" xmlns:wps="http://schemas.microsoft.com/office/word/2010/wordprocessingShape" mc:Ignorable="w14 wp14">
+<w:document xmlns:w="http://schemas.openxmlformats.org/wordprocessingml/2006/main">
   <w:body>
     <w:p>
-      <w:pPr>
-        <w:spacing w:before="1200"/>
-      </w:pPr>
       <w:r>
-        <w:rPr>
-          <w:b/>
-          <w:color w:val="C3A66B"/>
-          <w:sz w:val="32"/>
-        </w:rPr>
         <w:t>NSS VIIT (A)</w:t>
       </w:r>
     </w:p>
@@ -25,11 +17,7 @@
     </w:p>
     <w:p>
       <w:r>
-        <w:rPr>
-          <w:color w:val="657067"/>
-          <w:sz w:val="24"/>
-        </w:rPr>
-        <w:t>Navigation map, user journeys, state transitions and access boundaries</w:t>
+        <w:t>Navigation map, user journeys, state transitions and access boundaries (Integrated with MY Bharat)</w:t>
       </w:r>
     </w:p>
     <w:p>
@@ -42,29 +30,22 @@
         <w:tblStyle w:val="TableGrid"/>
         <w:tblW w:type="auto" w:w="0"/>
         <w:jc w:val="center"/>
-        <w:tblLook w:firstColumn="1" w:firstRow="1" w:lastColumn="0" w:lastRow="0" w:noHBand="0" w:noVBand="1" w:val="04A0"/>
+        <w:tblLook w:firstRow="1" w:lastRow="0" w:firstColumn="1" w:lastColumn="0" w:noHBand="0" w:noVBand="1" w:val="04A0"/>
       </w:tblPr>
       <w:tblGrid>
-        <w:gridCol w:w="4997"/>
-        <w:gridCol w:w="4997"/>
+        <w:gridCol w:w="3000"/>
+        <w:gridCol w:w="6500"/>
       </w:tblGrid>
       <w:tr>
+        <w:trPr/>
         <w:tc>
           <w:tcPr>
-            <w:tcW w:type="dxa" w:w="4997"/>
-            <w:shd w:fill="1A3C29"/>
+            <w:tcW w:type="dxa" w:w="3000"/>
           </w:tcPr>
           <w:p>
-            <w:pPr>
-              <w:spacing w:after="40"/>
-            </w:pPr>
-            <w:r/>
             <w:r>
               <w:rPr>
-                <w:rFonts w:ascii="Aptos" w:hAnsi="Aptos"/>
                 <w:b/>
-                <w:color w:val="FFFFFF"/>
-                <w:sz w:val="16"/>
               </w:rPr>
               <w:t>Document control</w:t>
             </w:r>
@@ -72,20 +53,12 @@
         </w:tc>
         <w:tc>
           <w:tcPr>
-            <w:tcW w:type="dxa" w:w="4997"/>
-            <w:shd w:fill="1A3C29"/>
+            <w:tcW w:type="dxa" w:w="6500"/>
           </w:tcPr>
           <w:p>
-            <w:pPr>
-              <w:spacing w:after="40"/>
-            </w:pPr>
-            <w:r/>
             <w:r>
               <w:rPr>
-                <w:rFonts w:ascii="Aptos" w:hAnsi="Aptos"/>
                 <w:b/>
-                <w:color w:val="FFFFFF"/>
-                <w:sz w:val="16"/>
               </w:rPr>
               <w:t>Value</w:t>
             </w:r>
@@ -93,228 +66,121 @@
         </w:tc>
       </w:tr>
       <w:tr>
+        <w:trPr/>
         <w:tc>
           <w:tcPr>
-            <w:tcW w:type="dxa" w:w="4997"/>
-            <w:shd w:fill="F8F7F3"/>
+            <w:tcW w:type="dxa" w:w="3000"/>
           </w:tcPr>
           <w:p>
-            <w:pPr>
-              <w:spacing w:after="40"/>
-            </w:pPr>
-            <w:r/>
             <w:r>
-              <w:rPr>
-                <w:rFonts w:ascii="Aptos" w:hAnsi="Aptos"/>
-                <w:b w:val="0"/>
-                <w:color w:val="292D2A"/>
-                <w:sz w:val="16"/>
-              </w:rPr>
               <w:t>ID</w:t>
             </w:r>
           </w:p>
         </w:tc>
         <w:tc>
           <w:tcPr>
-            <w:tcW w:type="dxa" w:w="4997"/>
-            <w:shd w:fill="F8F7F3"/>
+            <w:tcW w:type="dxa" w:w="6500"/>
           </w:tcPr>
           <w:p>
-            <w:pPr>
-              <w:spacing w:after="40"/>
-            </w:pPr>
-            <w:r/>
             <w:r>
-              <w:rPr>
-                <w:rFonts w:ascii="Aptos" w:hAnsi="Aptos"/>
-                <w:b w:val="0"/>
-                <w:color w:val="292D2A"/>
-                <w:sz w:val="16"/>
-              </w:rPr>
               <w:t>DOC-03</w:t>
             </w:r>
           </w:p>
         </w:tc>
       </w:tr>
       <w:tr>
+        <w:trPr/>
         <w:tc>
           <w:tcPr>
-            <w:tcW w:type="dxa" w:w="4997"/>
+            <w:tcW w:type="dxa" w:w="3000"/>
           </w:tcPr>
           <w:p>
-            <w:pPr>
-              <w:spacing w:after="40"/>
-            </w:pPr>
-            <w:r/>
             <w:r>
-              <w:rPr>
-                <w:rFonts w:ascii="Aptos" w:hAnsi="Aptos"/>
-                <w:b w:val="0"/>
-                <w:color w:val="292D2A"/>
-                <w:sz w:val="16"/>
-              </w:rPr>
               <w:t>Version</w:t>
             </w:r>
           </w:p>
         </w:tc>
         <w:tc>
           <w:tcPr>
-            <w:tcW w:type="dxa" w:w="4997"/>
+            <w:tcW w:type="dxa" w:w="6500"/>
           </w:tcPr>
           <w:p>
-            <w:pPr>
-              <w:spacing w:after="40"/>
-            </w:pPr>
-            <w:r/>
             <w:r>
-              <w:rPr>
-                <w:rFonts w:ascii="Aptos" w:hAnsi="Aptos"/>
-                <w:b w:val="0"/>
-                <w:color w:val="292D2A"/>
-                <w:sz w:val="16"/>
-              </w:rPr>
-              <w:t>1.0 — planning baseline</w:t>
+              <w:t>2.0 — integrated baseline (with MY Bharat expansion)</w:t>
             </w:r>
           </w:p>
         </w:tc>
       </w:tr>
       <w:tr>
+        <w:trPr/>
         <w:tc>
           <w:tcPr>
-            <w:tcW w:type="dxa" w:w="4997"/>
-            <w:shd w:fill="F8F7F3"/>
+            <w:tcW w:type="dxa" w:w="3000"/>
           </w:tcPr>
           <w:p>
-            <w:pPr>
-              <w:spacing w:after="40"/>
-            </w:pPr>
-            <w:r/>
             <w:r>
-              <w:rPr>
-                <w:rFonts w:ascii="Aptos" w:hAnsi="Aptos"/>
-                <w:b w:val="0"/>
-                <w:color w:val="292D2A"/>
-                <w:sz w:val="16"/>
-              </w:rPr>
               <w:t>Project</w:t>
             </w:r>
           </w:p>
         </w:tc>
         <w:tc>
           <w:tcPr>
-            <w:tcW w:type="dxa" w:w="4997"/>
-            <w:shd w:fill="F8F7F3"/>
+            <w:tcW w:type="dxa" w:w="6500"/>
           </w:tcPr>
           <w:p>
-            <w:pPr>
-              <w:spacing w:after="40"/>
-            </w:pPr>
-            <w:r/>
             <w:r>
-              <w:rPr>
-                <w:rFonts w:ascii="Aptos" w:hAnsi="Aptos"/>
-                <w:b w:val="0"/>
-                <w:color w:val="292D2A"/>
-                <w:sz w:val="16"/>
-              </w:rPr>
               <w:t>NSS VIIT (A) — complete website and digital platform</w:t>
             </w:r>
           </w:p>
         </w:tc>
       </w:tr>
       <w:tr>
+        <w:trPr/>
         <w:tc>
           <w:tcPr>
-            <w:tcW w:type="dxa" w:w="4997"/>
+            <w:tcW w:type="dxa" w:w="3000"/>
           </w:tcPr>
           <w:p>
-            <w:pPr>
-              <w:spacing w:after="40"/>
-            </w:pPr>
-            <w:r/>
             <w:r>
-              <w:rPr>
-                <w:rFonts w:ascii="Aptos" w:hAnsi="Aptos"/>
-                <w:b w:val="0"/>
-                <w:color w:val="292D2A"/>
-                <w:sz w:val="16"/>
-              </w:rPr>
               <w:t>Status</w:t>
             </w:r>
           </w:p>
         </w:tc>
         <w:tc>
           <w:tcPr>
-            <w:tcW w:type="dxa" w:w="4997"/>
+            <w:tcW w:type="dxa" w:w="6500"/>
           </w:tcPr>
           <w:p>
-            <w:pPr>
-              <w:spacing w:after="40"/>
-            </w:pPr>
-            <w:r/>
             <w:r>
-              <w:rPr>
-                <w:rFonts w:ascii="Aptos" w:hAnsi="Aptos"/>
-                <w:b w:val="0"/>
-                <w:color w:val="292D2A"/>
-                <w:sz w:val="16"/>
-              </w:rPr>
               <w:t>Requirements baseline; not an implementation or testing claim</w:t>
             </w:r>
           </w:p>
         </w:tc>
       </w:tr>
       <w:tr>
+        <w:trPr/>
         <w:tc>
           <w:tcPr>
-            <w:tcW w:type="dxa" w:w="4997"/>
-            <w:shd w:fill="F8F7F3"/>
+            <w:tcW w:type="dxa" w:w="3000"/>
           </w:tcPr>
           <w:p>
-            <w:pPr>
-              <w:spacing w:after="40"/>
-            </w:pPr>
-            <w:r/>
             <w:r>
-              <w:rPr>
-                <w:rFonts w:ascii="Aptos" w:hAnsi="Aptos"/>
-                <w:b w:val="0"/>
-                <w:color w:val="292D2A"/>
-                <w:sz w:val="16"/>
-              </w:rPr>
               <w:t>Approval</w:t>
             </w:r>
           </w:p>
         </w:tc>
         <w:tc>
           <w:tcPr>
-            <w:tcW w:type="dxa" w:w="4997"/>
-            <w:shd w:fill="F8F7F3"/>
+            <w:tcW w:type="dxa" w:w="6500"/>
           </w:tcPr>
           <w:p>
-            <w:pPr>
-              <w:spacing w:after="40"/>
-            </w:pPr>
-            <w:r/>
             <w:r>
-              <w:rPr>
-                <w:rFonts w:ascii="Aptos" w:hAnsi="Aptos"/>
-                <w:b w:val="0"/>
-                <w:color w:val="292D2A"/>
-                <w:sz w:val="16"/>
-              </w:rPr>
               <w:t>Review by both primary NSS administrators and college-authorized authority where applicable</w:t>
             </w:r>
           </w:p>
         </w:tc>
       </w:tr>
     </w:tbl>
-    <w:p/>
-    <w:p>
-      <w:r>
-        <w:br w:type="page"/>
-      </w:r>
-    </w:p>
     <w:p>
       <w:pPr>
         <w:pStyle w:val="Heading1"/>
@@ -328,30 +194,23 @@
         <w:tblStyle w:val="TableGrid"/>
         <w:tblW w:type="auto" w:w="0"/>
         <w:jc w:val="center"/>
-        <w:tblLook w:firstColumn="1" w:firstRow="1" w:lastColumn="0" w:lastRow="0" w:noHBand="0" w:noVBand="1" w:val="04A0"/>
+        <w:tblLook w:firstRow="1" w:lastRow="0" w:firstColumn="1" w:lastColumn="0" w:noHBand="0" w:noVBand="1" w:val="04A0"/>
       </w:tblPr>
       <w:tblGrid>
-        <w:gridCol w:w="3331"/>
-        <w:gridCol w:w="3331"/>
-        <w:gridCol w:w="3331"/>
+        <w:gridCol w:w="2400"/>
+        <w:gridCol w:w="4800"/>
+        <w:gridCol w:w="2300"/>
       </w:tblGrid>
       <w:tr>
+        <w:trPr/>
         <w:tc>
           <w:tcPr>
-            <w:tcW w:type="dxa" w:w="3331"/>
-            <w:shd w:fill="1A3C29"/>
+            <w:tcW w:type="dxa" w:w="2400"/>
           </w:tcPr>
           <w:p>
-            <w:pPr>
-              <w:spacing w:after="40"/>
-            </w:pPr>
-            <w:r/>
             <w:r>
               <w:rPr>
-                <w:rFonts w:ascii="Aptos" w:hAnsi="Aptos"/>
                 <w:b/>
-                <w:color w:val="FFFFFF"/>
-                <w:sz w:val="16"/>
               </w:rPr>
               <w:t>Surface</w:t>
             </w:r>
@@ -359,20 +218,12 @@
         </w:tc>
         <w:tc>
           <w:tcPr>
-            <w:tcW w:type="dxa" w:w="3331"/>
-            <w:shd w:fill="1A3C29"/>
+            <w:tcW w:type="dxa" w:w="4800"/>
           </w:tcPr>
           <w:p>
-            <w:pPr>
-              <w:spacing w:after="40"/>
-            </w:pPr>
-            <w:r/>
             <w:r>
               <w:rPr>
-                <w:rFonts w:ascii="Aptos" w:hAnsi="Aptos"/>
                 <w:b/>
-                <w:color w:val="FFFFFF"/>
-                <w:sz w:val="16"/>
               </w:rPr>
               <w:t>Routes/features</w:t>
             </w:r>
@@ -380,20 +231,12 @@
         </w:tc>
         <w:tc>
           <w:tcPr>
-            <w:tcW w:type="dxa" w:w="3331"/>
-            <w:shd w:fill="1A3C29"/>
+            <w:tcW w:type="dxa" w:w="2300"/>
           </w:tcPr>
           <w:p>
-            <w:pPr>
-              <w:spacing w:after="40"/>
-            </w:pPr>
-            <w:r/>
             <w:r>
               <w:rPr>
-                <w:rFonts w:ascii="Aptos" w:hAnsi="Aptos"/>
                 <w:b/>
-                <w:color w:val="FFFFFF"/>
-                <w:sz w:val="16"/>
               </w:rPr>
               <w:t>Access</w:t>
             </w:r>
@@ -401,326 +244,237 @@
         </w:tc>
       </w:tr>
       <w:tr>
+        <w:trPr/>
         <w:tc>
           <w:tcPr>
-            <w:tcW w:type="dxa" w:w="3331"/>
-            <w:shd w:fill="F8F7F3"/>
+            <w:tcW w:type="dxa" w:w="2400"/>
           </w:tcPr>
           <w:p>
-            <w:pPr>
-              <w:spacing w:after="40"/>
-            </w:pPr>
-            <w:r/>
             <w:r>
-              <w:rPr>
-                <w:rFonts w:ascii="Aptos" w:hAnsi="Aptos"/>
-                <w:b w:val="0"/>
-                <w:color w:val="292D2A"/>
-                <w:sz w:val="16"/>
-              </w:rPr>
               <w:t>Public</w:t>
             </w:r>
           </w:p>
         </w:tc>
         <w:tc>
           <w:tcPr>
-            <w:tcW w:type="dxa" w:w="3331"/>
-            <w:shd w:fill="F8F7F3"/>
+            <w:tcW w:type="dxa" w:w="4800"/>
           </w:tcPr>
           <w:p>
-            <w:pPr>
-              <w:spacing w:after="40"/>
-            </w:pPr>
-            <w:r/>
             <w:r>
-              <w:rPr>
-                <w:rFonts w:ascii="Aptos" w:hAnsi="Aptos"/>
-                <w:b w:val="0"/>
-                <w:color w:val="292D2A"/>
-                <w:sz w:val="16"/>
-              </w:rPr>
-              <w:t>Home, About, Events/detail, Calendar, Gallery/album, Our Team, Volunteer info, Heritage/resources, Announcements, Contact, Impact Reports, Search.</w:t>
+              <w:t>Home, About NSS, MY Bharat (/my-bharat dedicated page), Events/detail, Calendar, Gallery/album, Our Team (28 Core Team), Volunteer info, Heritage/resources, Announcements, Contact, Impact Reports, Search.</w:t>
             </w:r>
           </w:p>
         </w:tc>
         <w:tc>
           <w:tcPr>
-            <w:tcW w:type="dxa" w:w="3331"/>
-            <w:shd w:fill="F8F7F3"/>
+            <w:tcW w:type="dxa" w:w="2300"/>
           </w:tcPr>
           <w:p>
-            <w:pPr>
-              <w:spacing w:after="40"/>
-            </w:pPr>
-            <w:r/>
             <w:r>
-              <w:rPr>
-                <w:rFonts w:ascii="Aptos" w:hAnsi="Aptos"/>
-                <w:b w:val="0"/>
-                <w:color w:val="292D2A"/>
-                <w:sz w:val="16"/>
-              </w:rPr>
               <w:t>Everyone; published content only.</w:t>
             </w:r>
           </w:p>
         </w:tc>
       </w:tr>
       <w:tr>
+        <w:trPr/>
         <w:tc>
           <w:tcPr>
-            <w:tcW w:type="dxa" w:w="3331"/>
+            <w:tcW w:type="dxa" w:w="2400"/>
           </w:tcPr>
           <w:p>
-            <w:pPr>
-              <w:spacing w:after="40"/>
-            </w:pPr>
-            <w:r/>
             <w:r>
-              <w:rPr>
-                <w:rFonts w:ascii="Aptos" w:hAnsi="Aptos"/>
-                <w:b w:val="0"/>
-                <w:color w:val="292D2A"/>
-                <w:sz w:val="16"/>
-              </w:rPr>
               <w:t>Website Admin</w:t>
             </w:r>
           </w:p>
         </w:tc>
         <w:tc>
           <w:tcPr>
-            <w:tcW w:type="dxa" w:w="3331"/>
+            <w:tcW w:type="dxa" w:w="4800"/>
           </w:tcPr>
           <w:p>
-            <w:pPr>
-              <w:spacing w:after="40"/>
-            </w:pPr>
-            <w:r/>
             <w:r>
-              <w:rPr>
-                <w:rFonts w:ascii="Aptos" w:hAnsi="Aptos"/>
-                <w:b w:val="0"/>
-                <w:color w:val="292D2A"/>
-                <w:sz w:val="16"/>
-              </w:rPr>
-              <w:t>Overview, pages, homepage editor, preview, media, announcements, team, resources, versions.</w:t>
+              <w:t>Overview, pages, homepage editor, MY Bharat section content, preview, media, announcements, team profiles, resources, versions.</w:t>
             </w:r>
           </w:p>
         </w:tc>
         <w:tc>
           <w:tcPr>
-            <w:tcW w:type="dxa" w:w="3331"/>
+            <w:tcW w:type="dxa" w:w="2300"/>
           </w:tcPr>
           <w:p>
-            <w:pPr>
-              <w:spacing w:after="40"/>
-            </w:pPr>
-            <w:r/>
             <w:r>
-              <w:rPr>
-                <w:rFonts w:ascii="Aptos" w:hAnsi="Aptos"/>
-                <w:b w:val="0"/>
-                <w:color w:val="292D2A"/>
-                <w:sz w:val="16"/>
-              </w:rPr>
-              <w:t>Website Admin/explicitly authorized roles.</w:t>
+              <w:t>Main Website Admin and explicitly authorized roles.</w:t>
             </w:r>
           </w:p>
         </w:tc>
       </w:tr>
       <w:tr>
+        <w:trPr/>
         <w:tc>
           <w:tcPr>
-            <w:tcW w:type="dxa" w:w="3331"/>
-            <w:shd w:fill="F8F7F3"/>
+            <w:tcW w:type="dxa" w:w="2400"/>
           </w:tcPr>
           <w:p>
-            <w:pPr>
-              <w:spacing w:after="40"/>
-            </w:pPr>
-            <w:r/>
             <w:r>
-              <w:rPr>
-                <w:rFonts w:ascii="Aptos" w:hAnsi="Aptos"/>
-                <w:b w:val="0"/>
-                <w:color w:val="292D2A"/>
-                <w:sz w:val="16"/>
-              </w:rPr>
-              <w:t>Operations Admin</w:t>
+              <w:t>NSS Operations Admin</w:t>
             </w:r>
           </w:p>
         </w:tc>
         <w:tc>
           <w:tcPr>
-            <w:tcW w:type="dxa" w:w="3331"/>
-            <w:shd w:fill="F8F7F3"/>
+            <w:tcW w:type="dxa" w:w="4800"/>
           </w:tcPr>
           <w:p>
-            <w:pPr>
-              <w:spacing w:after="40"/>
-            </w:pPr>
-            <w:r/>
             <w:r>
-              <w:rPr>
-                <w:rFonts w:ascii="Aptos" w:hAnsi="Aptos"/>
-                <w:b w:val="0"/>
-                <w:color w:val="292D2A"/>
-                <w:sz w:val="16"/>
-              </w:rPr>
-              <w:t>Applications, volunteers, events, registrations, attendance, hours, programmes, certificates, reports, support.</w:t>
+              <w:t>Applications (NSS &amp; Both), NSS events, registrations, manual attendance, NSS hour auditing, NSS programmes, certificates, reports.</w:t>
             </w:r>
           </w:p>
         </w:tc>
         <w:tc>
           <w:tcPr>
-            <w:tcW w:type="dxa" w:w="3331"/>
-            <w:shd w:fill="F8F7F3"/>
+            <w:tcW w:type="dxa" w:w="2300"/>
           </w:tcPr>
           <w:p>
-            <w:pPr>
-              <w:spacing w:after="40"/>
-            </w:pPr>
-            <w:r/>
             <w:r>
-              <w:rPr>
-                <w:rFonts w:ascii="Aptos" w:hAnsi="Aptos"/>
-                <w:b w:val="0"/>
-                <w:color w:val="292D2A"/>
-                <w:sz w:val="16"/>
-              </w:rPr>
-              <w:t>Operations Admin/delegated roles.</w:t>
+              <w:t>NSS Operations Admin and delegated roles.</w:t>
             </w:r>
           </w:p>
         </w:tc>
       </w:tr>
       <w:tr>
+        <w:trPr/>
         <w:tc>
           <w:tcPr>
-            <w:tcW w:type="dxa" w:w="3331"/>
+            <w:tcW w:type="dxa" w:w="2400"/>
           </w:tcPr>
           <w:p>
-            <w:pPr>
-              <w:spacing w:after="40"/>
-            </w:pPr>
-            <w:r/>
             <w:r>
-              <w:rPr>
-                <w:rFonts w:ascii="Aptos" w:hAnsi="Aptos"/>
-                <w:b w:val="0"/>
-                <w:color w:val="292D2A"/>
-                <w:sz w:val="16"/>
-              </w:rPr>
-              <w:t>Core Team</w:t>
+              <w:t>MY Bharat Coordinator (Proposed)</w:t>
             </w:r>
           </w:p>
         </w:tc>
         <w:tc>
           <w:tcPr>
-            <w:tcW w:type="dxa" w:w="3331"/>
+            <w:tcW w:type="dxa" w:w="4800"/>
           </w:tcPr>
           <w:p>
-            <w:pPr>
-              <w:spacing w:after="40"/>
-            </w:pPr>
-            <w:r/>
             <w:r>
-              <w:rPr>
-                <w:rFonts w:ascii="Aptos" w:hAnsi="Aptos"/>
-                <w:b w:val="0"/>
-                <w:color w:val="292D2A"/>
-                <w:sz w:val="16"/>
-              </w:rPr>
-              <w:t>Tasks, event proposals, report/media submissions, announcements drafts, meetings.</w:t>
+              <w:t>Applications (MY Bharat &amp; Both review queue), MY Bharat events, cell registrations, attendance, youth cell reports.</w:t>
             </w:r>
           </w:p>
         </w:tc>
         <w:tc>
           <w:tcPr>
-            <w:tcW w:type="dxa" w:w="3331"/>
+            <w:tcW w:type="dxa" w:w="2300"/>
           </w:tcPr>
           <w:p>
-            <w:pPr>
-              <w:spacing w:after="40"/>
-            </w:pPr>
-            <w:r/>
             <w:r>
-              <w:rPr>
-                <w:rFonts w:ascii="Aptos" w:hAnsi="Aptos"/>
-                <w:b w:val="0"/>
-                <w:color w:val="292D2A"/>
-                <w:sz w:val="16"/>
-              </w:rPr>
-              <w:t>Approved Core Team with scoped permissions.</w:t>
+              <w:t>Authorized MY Bharat Coordinators.</w:t>
             </w:r>
           </w:p>
         </w:tc>
       </w:tr>
       <w:tr>
+        <w:trPr/>
         <w:tc>
           <w:tcPr>
-            <w:tcW w:type="dxa" w:w="3331"/>
-            <w:shd w:fill="F8F7F3"/>
+            <w:tcW w:type="dxa" w:w="2400"/>
           </w:tcPr>
           <w:p>
-            <w:pPr>
-              <w:spacing w:after="40"/>
-            </w:pPr>
-            <w:r/>
             <w:r>
-              <w:rPr>
-                <w:rFonts w:ascii="Aptos" w:hAnsi="Aptos"/>
-                <w:b w:val="0"/>
-                <w:color w:val="292D2A"/>
-                <w:sz w:val="16"/>
-              </w:rPr>
+              <w:t>Faculty / PO Reviewer (Proposed)</w:t>
+            </w:r>
+          </w:p>
+        </w:tc>
+        <w:tc>
+          <w:tcPr>
+            <w:tcW w:type="dxa" w:w="4800"/>
+          </w:tcPr>
+          <w:p>
+            <w:r>
+              <w:t>Joint event proposal review, dual-track application audit, certificate eligibility sign-off, annual institutional reports.</w:t>
+            </w:r>
+          </w:p>
+        </w:tc>
+        <w:tc>
+          <w:tcPr>
+            <w:tcW w:type="dxa" w:w="2300"/>
+          </w:tcPr>
+          <w:p>
+            <w:r>
+              <w:t>Programme Officer and authorized faculty reviewers.</w:t>
+            </w:r>
+          </w:p>
+        </w:tc>
+      </w:tr>
+      <w:tr>
+        <w:trPr/>
+        <w:tc>
+          <w:tcPr>
+            <w:tcW w:type="dxa" w:w="2400"/>
+          </w:tcPr>
+          <w:p>
+            <w:r>
+              <w:t>Core Team (28 Members)</w:t>
+            </w:r>
+          </w:p>
+        </w:tc>
+        <w:tc>
+          <w:tcPr>
+            <w:tcW w:type="dxa" w:w="4800"/>
+          </w:tcPr>
+          <w:p>
+            <w:r>
+              <w:t>Assigned tasks, event proposals (NSS/Bharat/Joint), report/media submissions, announcement drafts, meetings.</w:t>
+            </w:r>
+          </w:p>
+        </w:tc>
+        <w:tc>
+          <w:tcPr>
+            <w:tcW w:type="dxa" w:w="2300"/>
+          </w:tcPr>
+          <w:p>
+            <w:r>
+              <w:t>Approved Core Team with scoped permissions (24 NSS wing, 4 MY Bharat cell).</w:t>
+            </w:r>
+          </w:p>
+        </w:tc>
+      </w:tr>
+      <w:tr>
+        <w:trPr/>
+        <w:tc>
+          <w:tcPr>
+            <w:tcW w:type="dxa" w:w="2400"/>
+          </w:tcPr>
+          <w:p>
+            <w:r>
               <w:t>Volunteer</w:t>
             </w:r>
           </w:p>
         </w:tc>
         <w:tc>
           <w:tcPr>
-            <w:tcW w:type="dxa" w:w="3331"/>
-            <w:shd w:fill="F8F7F3"/>
+            <w:tcW w:type="dxa" w:w="4800"/>
           </w:tcPr>
           <w:p>
-            <w:pPr>
-              <w:spacing w:after="40"/>
-            </w:pPr>
-            <w:r/>
             <w:r>
-              <w:rPr>
-                <w:rFonts w:ascii="Aptos" w:hAnsi="Aptos"/>
-                <w:b w:val="0"/>
-                <w:color w:val="292D2A"/>
-                <w:sz w:val="16"/>
-              </w:rPr>
-              <w:t>Events, registrations, attendance, hours, notifications, resources, profile, certificates, support.</w:t>
+              <w:t>Events, registrations, attendance, separate hour breakdown (NSS vs Bharat), notifications, profile, certificates, support.</w:t>
             </w:r>
           </w:p>
         </w:tc>
         <w:tc>
           <w:tcPr>
-            <w:tcW w:type="dxa" w:w="3331"/>
-            <w:shd w:fill="F8F7F3"/>
+            <w:tcW w:type="dxa" w:w="2300"/>
           </w:tcPr>
           <w:p>
-            <w:pPr>
-              <w:spacing w:after="40"/>
-            </w:pPr>
-            <w:r/>
             <w:r>
-              <w:rPr>
-                <w:rFonts w:ascii="Aptos" w:hAnsi="Aptos"/>
-                <w:b w:val="0"/>
-                <w:color w:val="292D2A"/>
-                <w:sz w:val="16"/>
-              </w:rPr>
-              <w:t>Approved active volunteers; alumni read-only subset.</w:t>
+              <w:t>Approved active volunteers across all tracks; alumni read-only subset.</w:t>
             </w:r>
           </w:p>
         </w:tc>
       </w:tr>
     </w:tbl>
-    <w:p/>
     <w:p>
       <w:pPr>
         <w:pStyle w:val="Heading1"/>
@@ -732,55 +486,49 @@
     <w:p>
       <w:pPr>
         <w:pStyle w:val="ListNumber"/>
-        <w:spacing w:after="60"/>
       </w:pPr>
       <w:r>
-        <w:t>Visitor lands on Home and sees the accessible hero carousel with pause/navigation controls.</w:t>
+        <w:t>Visitor lands on Home and views the accessible hero carousel with pause/navigation controls.</w:t>
       </w:r>
     </w:p>
     <w:p>
       <w:pPr>
         <w:pStyle w:val="ListNumber"/>
-        <w:spacing w:after="60"/>
       </w:pPr>
       <w:r>
-        <w:t>Visitor chooses an activity, mission, featured event, announcement or public resource.</w:t>
+        <w:t>Visitor explores About NSS or navigates to the dedicated MY Bharat section to review national mission alignment and campus cell activities.</w:t>
       </w:r>
     </w:p>
     <w:p>
       <w:pPr>
         <w:pStyle w:val="ListNumber"/>
-        <w:spacing w:after="60"/>
       </w:pPr>
       <w:r>
-        <w:t>Search and event calendar/list show only public approved content.</w:t>
+        <w:t>Events directory and interactive calendar display published initiatives with clear badges (NSS, MY Bharat, Joint); filters allow refined browsing.</w:t>
       </w:r>
     </w:p>
     <w:p>
       <w:pPr>
         <w:pStyle w:val="ListNumber"/>
-        <w:spacing w:after="60"/>
       </w:pPr>
       <w:r>
-        <w:t>Event details show published fields and approved media only.</w:t>
+        <w:t>Team directory presents the unified 28-member NSS Core Team, filterable by designation (24 NSS, 4 MY Bharat).</w:t>
       </w:r>
     </w:p>
     <w:p>
       <w:pPr>
         <w:pStyle w:val="ListNumber"/>
-        <w:spacing w:after="60"/>
       </w:pPr>
       <w:r>
-        <w:t>Contact form validates and spam-protects submissions; success appears only after server confirmation.</w:t>
+        <w:t>Volunteer With Us displays clear multi-track information, but registration remains closed with an explanatory notice during development.</w:t>
       </w:r>
     </w:p>
     <w:p>
       <w:pPr>
         <w:pStyle w:val="ListNumber"/>
-        <w:spacing w:after="60"/>
       </w:pPr>
       <w:r>
-        <w:t>Volunteer information shows a clear closed/coming-soon state while registration is disabled.</w:t>
+        <w:t>Contact form validates and spam-protects submissions; confirmation displays only after server success.</w:t>
       </w:r>
     </w:p>
     <w:p>
@@ -788,79 +536,63 @@
         <w:pStyle w:val="Heading1"/>
       </w:pPr>
       <w:r>
-        <w:t>3. Volunteer registration flow</w:t>
+        <w:t>3. Volunteer registration flow (Multi-track)</w:t>
       </w:r>
     </w:p>
     <w:p>
       <w:pPr>
         <w:pStyle w:val="ListNumber"/>
-        <w:spacing w:after="60"/>
       </w:pPr>
       <w:r>
-        <w:t>Authorized team opens registration only after launch approval.</w:t>
+        <w:t>Authorized administrators open registration only after formal launch approval.</w:t>
       </w:r>
     </w:p>
     <w:p>
       <w:pPr>
         <w:pStyle w:val="ListNumber"/>
-        <w:spacing w:after="60"/>
       </w:pPr>
       <w:r>
-        <w:t>Student submits required details, college registration number and official or personal email.</w:t>
+        <w:t>Student submits personal details, college registration number, official or personal email, department, and selects track: NSS only, MY Bharat only, or Both.</w:t>
       </w:r>
     </w:p>
     <w:p>
       <w:pPr>
         <w:pStyle w:val="ListNumber"/>
-        <w:spacing w:after="60"/>
       </w:pPr>
       <w:r>
-        <w:t>Email ownership may be verified; this is not proof of student eligibility.</w:t>
+        <w:t>Email ownership is verified; this is not proof of student eligibility.</w:t>
       </w:r>
     </w:p>
     <w:p>
       <w:pPr>
         <w:pStyle w:val="ListNumber"/>
-        <w:spacing w:after="60"/>
       </w:pPr>
       <w:r>
-        <w:t>Application enters Pending Manual Review.</w:t>
+        <w:t>Application enters Pending Manual Review and routes to appropriate queue (NSS Ops Admin, MY Bharat Coordinator, or dual review queue for Both).</w:t>
       </w:r>
     </w:p>
     <w:p>
       <w:pPr>
         <w:pStyle w:val="ListNumber"/>
-        <w:spacing w:after="60"/>
       </w:pPr>
       <w:r>
-        <w:t>Operations Admin checks authorized college information and resolves conflicts/missing data.</w:t>
+        <w:t>Admin/Coordinator checks authorized college enrollment information and resolves discrepancies.</w:t>
       </w:r>
     </w:p>
     <w:p>
       <w:pPr>
         <w:pStyle w:val="ListNumber"/>
-        <w:spacing w:after="60"/>
       </w:pPr>
       <w:r>
-        <w:t>Admin approves/rejects with recorded decision; rejected applicants receive no portal access.</w:t>
+        <w:t>Decision recorded with actor and timestamp; approved student receives credentials and role-appropriate portal access.</w:t>
       </w:r>
     </w:p>
     <w:p>
       <w:pPr>
         <w:pStyle w:val="ListNumber"/>
-        <w:spacing w:after="60"/>
       </w:pPr>
       <w:r>
-        <w:t>Approved volunteer receives notification and portal access.</w:t>
-      </w:r>
-    </w:p>
-    <w:p>
-      <w:pPr>
-        <w:pStyle w:val="ListNumber"/>
-        <w:spacing w:after="60"/>
-      </w:pPr>
-      <w:r>
-        <w:t>Admin may later suspend, deactivate, reactivate or revoke access; history is preserved.</w:t>
+        <w:t>Account status lifecycle: submitted -&gt; pending_review -&gt; approved/rejected -&gt; active -&gt; suspended/inactive/withdrawn/completed_alumni.</w:t>
       </w:r>
     </w:p>
     <w:p>
@@ -868,79 +600,55 @@
         <w:pStyle w:val="Heading1"/>
       </w:pPr>
       <w:r>
-        <w:t>4. Event flow</w:t>
+        <w:t>4. Event flow (NSS, MY Bharat, Joint)</w:t>
       </w:r>
     </w:p>
     <w:p>
       <w:pPr>
         <w:pStyle w:val="ListNumber"/>
-        <w:spacing w:after="60"/>
       </w:pPr>
       <w:r>
-        <w:t>Authorized Core Team member submits proposal.</w:t>
+        <w:t>Authorized Core Team member submits event proposal, selecting initiative type: NSS, MY Bharat, or Joint.</w:t>
       </w:r>
     </w:p>
     <w:p>
       <w:pPr>
         <w:pStyle w:val="ListNumber"/>
-        <w:spacing w:after="60"/>
       </w:pPr>
       <w:r>
-        <w:t>Operations Admin reviews and approves/rejects with reason.</w:t>
+        <w:t>Proposal routes to responsible approver: NSS Ops Admin for NSS; MY Bharat Coordinator for MY Bharat; dual review + PO sign-off for Joint.</w:t>
       </w:r>
     </w:p>
     <w:p>
       <w:pPr>
         <w:pStyle w:val="ListNumber"/>
-        <w:spacing w:after="60"/>
       </w:pPr>
       <w:r>
-        <w:t>Authorized publisher publishes approved event.</w:t>
+        <w:t>Authorized administrator publishes approved event, setting registration window, capacity and target volunteer audience.</w:t>
       </w:r>
     </w:p>
     <w:p>
       <w:pPr>
         <w:pStyle w:val="ListNumber"/>
-        <w:spacing w:after="60"/>
       </w:pPr>
       <w:r>
-        <w:t>Set audience, registration window and capacity.</w:t>
+        <w:t>Registration enforces eligibility, time window and capacity transactionally to prevent overbooking; no default waitlist.</w:t>
       </w:r>
     </w:p>
     <w:p>
       <w:pPr>
         <w:pStyle w:val="ListNumber"/>
-        <w:spacing w:after="60"/>
       </w:pPr>
       <w:r>
-        <w:t>Registration checks event state, eligibility, time and capacity transactionally.</w:t>
+        <w:t>Cancellation or rescheduling updates the public event/calendar immediately and sends transactional notifications.</w:t>
       </w:r>
     </w:p>
     <w:p>
       <w:pPr>
         <w:pStyle w:val="ListNumber"/>
-        <w:spacing w:after="60"/>
       </w:pPr>
       <w:r>
-        <w:t>Registration closes at deadline or capacity; no waitlist by default.</w:t>
-      </w:r>
-    </w:p>
-    <w:p>
-      <w:pPr>
-        <w:pStyle w:val="ListNumber"/>
-        <w:spacing w:after="60"/>
-      </w:pPr>
-      <w:r>
-        <w:t>Cancellation/rescheduling updates public event/calendar and notifies registrants.</w:t>
-      </w:r>
-    </w:p>
-    <w:p>
-      <w:pPr>
-        <w:pStyle w:val="ListNumber"/>
-        <w:spacing w:after="60"/>
-      </w:pPr>
-      <w:r>
-        <w:t>Past events leave Upcoming lists but retain historical details.</w:t>
+        <w:t>Past events move to archive/history but retain complete operational records.</w:t>
       </w:r>
     </w:p>
     <w:p>
@@ -954,55 +662,41 @@
     <w:p>
       <w:pPr>
         <w:pStyle w:val="ListNumber"/>
-        <w:spacing w:after="60"/>
       </w:pPr>
       <w:r>
-        <w:t>Authorized team member records manual attendance.</w:t>
+        <w:t>Authorized coordinator records manual attendance during or immediately after activity session.</w:t>
       </w:r>
     </w:p>
     <w:p>
       <w:pPr>
         <w:pStyle w:val="ListNumber"/>
-        <w:spacing w:after="60"/>
       </w:pPr>
       <w:r>
-        <w:t>Approved attendance feeds the service-hour calculation.</w:t>
+        <w:t>Approved attendance triggers service-hour calculations into distinct ledgers (NSS hours vs MY Bharat hours).</w:t>
       </w:r>
     </w:p>
     <w:p>
       <w:pPr>
         <w:pStyle w:val="ListNumber"/>
-        <w:spacing w:after="60"/>
       </w:pPr>
       <w:r>
-        <w:t>Volunteer views event and year/programme breakdown.</w:t>
+        <w:t>CRITICAL: Joint events credit hours according to confirmed formula without double-counting across ledgers.</w:t>
       </w:r>
     </w:p>
     <w:p>
       <w:pPr>
         <w:pStyle w:val="ListNumber"/>
-        <w:spacing w:after="60"/>
       </w:pPr>
       <w:r>
-        <w:t>Volunteer reports discrepancies through support.</w:t>
+        <w:t>Volunteer views disaggregated breakdown: NSS Approved Hours, MY Bharat Approved Hours, and Combined Verified Hours.</w:t>
       </w:r>
     </w:p>
     <w:p>
       <w:pPr>
         <w:pStyle w:val="ListNumber"/>
-        <w:spacing w:after="60"/>
       </w:pPr>
       <w:r>
-        <w:t>Operations Admin reviews source records and corrects with reason.</w:t>
-      </w:r>
-    </w:p>
-    <w:p>
-      <w:pPr>
-        <w:pStyle w:val="ListNumber"/>
-        <w:spacing w:after="60"/>
-      </w:pPr>
-      <w:r>
-        <w:t>System recalculates affected totals and records audit history; volunteer is notified.</w:t>
+        <w:t>Discrepancies reported through support; only authorized admins/coordinators make audited corrections in attendance_change_log.</w:t>
       </w:r>
     </w:p>
     <w:p>
@@ -1010,52 +704,39 @@
         <w:pStyle w:val="Heading1"/>
       </w:pPr>
       <w:r>
-        <w:t>6. Reports/media</w:t>
+        <w:t>6. Reports and media workflow</w:t>
       </w:r>
     </w:p>
     <w:p>
       <w:pPr>
         <w:pStyle w:val="ListNumber"/>
-        <w:spacing w:after="60"/>
       </w:pPr>
       <w:r>
-        <w:t>Authorized team member submits report/photos.</w:t>
+        <w:t>Authorized team member submits activity report and high-resolution photographs with consent references.</w:t>
       </w:r>
     </w:p>
     <w:p>
       <w:pPr>
         <w:pStyle w:val="ListNumber"/>
-        <w:spacing w:after="60"/>
       </w:pPr>
       <w:r>
-        <w:t>Assets remain private and Pending Review.</w:t>
+        <w:t>Assets remain strictly private in Pending Review state.</w:t>
       </w:r>
     </w:p>
     <w:p>
       <w:pPr>
         <w:pStyle w:val="ListNumber"/>
-        <w:spacing w:after="60"/>
       </w:pPr>
       <w:r>
-        <w:t>Admin checks accuracy, suitability, consent and completeness.</w:t>
+        <w:t>Administrator reviews content for accuracy, photo consent and institutional appropriateness.</w:t>
       </w:r>
     </w:p>
     <w:p>
       <w:pPr>
         <w:pStyle w:val="ListNumber"/>
-        <w:spacing w:after="60"/>
       </w:pPr>
       <w:r>
-        <w:t>Admin approves or rejects with reason; rejected content may be resubmitted.</w:t>
-      </w:r>
-    </w:p>
-    <w:p>
-      <w:pPr>
-        <w:pStyle w:val="ListNumber"/>
-        <w:spacing w:after="60"/>
-      </w:pPr>
-      <w:r>
-        <w:t>Only approved assets can appear publicly.</w:t>
+        <w:t>Only approved media can be tagged to public gallery albums or published in event summaries.</w:t>
       </w:r>
     </w:p>
     <w:p>
@@ -1069,46 +750,33 @@
     <w:p>
       <w:pPr>
         <w:pStyle w:val="ListNumber"/>
-        <w:spacing w:after="60"/>
       </w:pPr>
       <w:r>
-        <w:t>System calculates potential eligibility from verified records and configured criteria.</w:t>
+        <w:t>System calculates potential eligibility from verified attendance records against configured benchmarks.</w:t>
       </w:r>
     </w:p>
     <w:p>
       <w:pPr>
         <w:pStyle w:val="ListNumber"/>
-        <w:spacing w:after="60"/>
       </w:pPr>
       <w:r>
-        <w:t>Authorized administrator checks records and current official requirements.</w:t>
+        <w:t>Faculty / Programme Officer conducts manual review against official institutional criteria.</w:t>
       </w:r>
     </w:p>
     <w:p>
       <w:pPr>
         <w:pStyle w:val="ListNumber"/>
-        <w:spacing w:after="60"/>
       </w:pPr>
       <w:r>
-        <w:t>Administrator approves/rejects issuance and records decision.</w:t>
+        <w:t>Issuance approved and digitally signed/generated; certificate linked to volunteer account.</w:t>
       </w:r>
     </w:p>
     <w:p>
       <w:pPr>
         <w:pStyle w:val="ListNumber"/>
-        <w:spacing w:after="60"/>
       </w:pPr>
       <w:r>
-        <w:t>Approved certificate is generated/issued and linked to the volunteer account.</w:t>
-      </w:r>
-    </w:p>
-    <w:p>
-      <w:pPr>
-        <w:pStyle w:val="ListNumber"/>
-        <w:spacing w:after="60"/>
-      </w:pPr>
-      <w:r>
-        <w:t>Volunteer views/downloads own certificate; no public verification page/QR workflow.</w:t>
+        <w:t>Volunteer views and downloads personal certificate; no public certificate verification portal or QR workflow at launch.</w:t>
       </w:r>
     </w:p>
     <w:p>
@@ -1122,37 +790,25 @@
     <w:p>
       <w:pPr>
         <w:pStyle w:val="ListBullet"/>
-        <w:spacing w:after="40"/>
       </w:pPr>
       <w:r>
-        <w:t>Authorized lead assigns task, members, priority and deadline.</w:t>
+        <w:t>Authorized leads assign tasks to Core Team members across NSS and MY Bharat sub-wings.</w:t>
       </w:r>
     </w:p>
     <w:p>
       <w:pPr>
         <w:pStyle w:val="ListBullet"/>
-        <w:spacing w:after="40"/>
       </w:pPr>
       <w:r>
-        <w:t>Assignee receives notice, updates progress, comments or uploads restricted files.</w:t>
+        <w:t>Assignees update progress, post comments and attach files within access-controlled boundaries.</w:t>
       </w:r>
     </w:p>
     <w:p>
       <w:pPr>
         <w:pStyle w:val="ListBullet"/>
-        <w:spacing w:after="40"/>
       </w:pPr>
       <w:r>
-        <w:t>Reviewer completes or requests revision; overdue tasks alert relevant leads without automatic penalties.</w:t>
-      </w:r>
-    </w:p>
-    <w:p>
-      <w:pPr>
-        <w:pStyle w:val="ListBullet"/>
-        <w:spacing w:after="40"/>
-      </w:pPr>
-      <w:r>
-        <w:t>Meetings have schedule, agenda, attendance and private minutes; decisions can create tasks.</w:t>
+        <w:t>Meeting schedule, agenda and confidential minutes recorded; meeting attendance does not automatically credit service hours.</w:t>
       </w:r>
     </w:p>
     <w:p>
@@ -1166,46 +822,25 @@
     <w:p>
       <w:pPr>
         <w:pStyle w:val="ListNumber"/>
-        <w:spacing w:after="60"/>
       </w:pPr>
       <w:r>
-        <w:t>Website Admin edits a draft and saves.</w:t>
+        <w:t>Website Admin creates or edits draft content for public pages (including MY Bharat page).</w:t>
       </w:r>
     </w:p>
     <w:p>
       <w:pPr>
         <w:pStyle w:val="ListNumber"/>
-        <w:spacing w:after="60"/>
       </w:pPr>
       <w:r>
-        <w:t>Preview remains private and supports desktop/mobile.</w:t>
+        <w:t>Private desktop/mobile preview allows verification before release.</w:t>
       </w:r>
     </w:p>
     <w:p>
       <w:pPr>
         <w:pStyle w:val="ListNumber"/>
-        <w:spacing w:after="60"/>
       </w:pPr>
       <w:r>
-        <w:t>Required content/institutional review occurs.</w:t>
-      </w:r>
-    </w:p>
-    <w:p>
-      <w:pPr>
-        <w:pStyle w:val="ListNumber"/>
-        <w:spacing w:after="60"/>
-      </w:pPr>
-      <w:r>
-        <w:t>Authorized publisher publishes; version, actor and time are recorded.</w:t>
-      </w:r>
-    </w:p>
-    <w:p>
-      <w:pPr>
-        <w:pStyle w:val="ListNumber"/>
-        <w:spacing w:after="60"/>
-      </w:pPr>
-      <w:r>
-        <w:t>Restore requires permission and is audited.</w:t>
+        <w:t>Institutional approval recorded; publisher publishes with automated version history and rollback capability.</w:t>
       </w:r>
     </w:p>
     <w:p>
@@ -1213,7 +848,7 @@
         <w:pStyle w:val="Heading1"/>
       </w:pPr>
       <w:r>
-        <w:t>10. States and edge cases</w:t>
+        <w:t>10. State models and edge cases</w:t>
       </w:r>
     </w:p>
     <w:tbl>
@@ -1221,29 +856,22 @@
         <w:tblStyle w:val="TableGrid"/>
         <w:tblW w:type="auto" w:w="0"/>
         <w:jc w:val="center"/>
-        <w:tblLook w:firstColumn="1" w:firstRow="1" w:lastColumn="0" w:lastRow="0" w:noHBand="0" w:noVBand="1" w:val="04A0"/>
+        <w:tblLook w:firstRow="1" w:lastRow="0" w:firstColumn="1" w:lastColumn="0" w:noHBand="0" w:noVBand="1" w:val="04A0"/>
       </w:tblPr>
       <w:tblGrid>
-        <w:gridCol w:w="4997"/>
-        <w:gridCol w:w="4997"/>
+        <w:gridCol w:w="2800"/>
+        <w:gridCol w:w="6700"/>
       </w:tblGrid>
       <w:tr>
+        <w:trPr/>
         <w:tc>
           <w:tcPr>
-            <w:tcW w:type="dxa" w:w="4997"/>
-            <w:shd w:fill="1A3C29"/>
+            <w:tcW w:type="dxa" w:w="2800"/>
           </w:tcPr>
           <w:p>
-            <w:pPr>
-              <w:spacing w:after="40"/>
-            </w:pPr>
-            <w:r/>
             <w:r>
               <w:rPr>
-                <w:rFonts w:ascii="Aptos" w:hAnsi="Aptos"/>
                 <w:b/>
-                <w:color w:val="FFFFFF"/>
-                <w:sz w:val="16"/>
               </w:rPr>
               <w:t>Object</w:t>
             </w:r>
@@ -1251,425 +879,272 @@
         </w:tc>
         <w:tc>
           <w:tcPr>
-            <w:tcW w:type="dxa" w:w="4997"/>
-            <w:shd w:fill="1A3C29"/>
+            <w:tcW w:type="dxa" w:w="6700"/>
           </w:tcPr>
           <w:p>
-            <w:pPr>
-              <w:spacing w:after="40"/>
-            </w:pPr>
-            <w:r/>
             <w:r>
               <w:rPr>
-                <w:rFonts w:ascii="Aptos" w:hAnsi="Aptos"/>
                 <w:b/>
-                <w:color w:val="FFFFFF"/>
-                <w:sz w:val="16"/>
               </w:rPr>
-              <w:t>States/behavior</w:t>
+              <w:t>States / Behavior</w:t>
             </w:r>
           </w:p>
         </w:tc>
       </w:tr>
       <w:tr>
+        <w:trPr/>
         <w:tc>
           <w:tcPr>
-            <w:tcW w:type="dxa" w:w="4997"/>
-            <w:shd w:fill="F8F7F3"/>
+            <w:tcW w:type="dxa" w:w="2800"/>
           </w:tcPr>
           <w:p>
-            <w:pPr>
-              <w:spacing w:after="40"/>
-            </w:pPr>
-            <w:r/>
             <w:r>
-              <w:rPr>
-                <w:rFonts w:ascii="Aptos" w:hAnsi="Aptos"/>
-                <w:b w:val="0"/>
-                <w:color w:val="292D2A"/>
-                <w:sz w:val="16"/>
-              </w:rPr>
               <w:t>Application</w:t>
             </w:r>
           </w:p>
         </w:tc>
         <w:tc>
           <w:tcPr>
-            <w:tcW w:type="dxa" w:w="4997"/>
-            <w:shd w:fill="F8F7F3"/>
+            <w:tcW w:type="dxa" w:w="6700"/>
           </w:tcPr>
           <w:p>
-            <w:pPr>
-              <w:spacing w:after="40"/>
-            </w:pPr>
-            <w:r/>
             <w:r>
-              <w:rPr>
-                <w:rFonts w:ascii="Aptos" w:hAnsi="Aptos"/>
-                <w:b w:val="0"/>
-                <w:color w:val="292D2A"/>
-                <w:sz w:val="16"/>
-              </w:rPr>
-              <w:t>Submitted → Pending Review → Approved/Rejected; account may later be Suspended, Inactive, Withdrawn or Completed/Alumni.</w:t>
+              <w:t>Submitted -&gt; Pending Review -&gt; Approved / Rejected; later: Suspended, Inactive, Withdrawn, Completed/Alumni.</w:t>
             </w:r>
           </w:p>
         </w:tc>
       </w:tr>
       <w:tr>
+        <w:trPr/>
         <w:tc>
           <w:tcPr>
-            <w:tcW w:type="dxa" w:w="4997"/>
+            <w:tcW w:type="dxa" w:w="2800"/>
           </w:tcPr>
           <w:p>
-            <w:pPr>
-              <w:spacing w:after="40"/>
-            </w:pPr>
-            <w:r/>
             <w:r>
-              <w:rPr>
-                <w:rFonts w:ascii="Aptos" w:hAnsi="Aptos"/>
-                <w:b w:val="0"/>
-                <w:color w:val="292D2A"/>
-                <w:sz w:val="16"/>
-              </w:rPr>
               <w:t>Event</w:t>
             </w:r>
           </w:p>
         </w:tc>
         <w:tc>
           <w:tcPr>
-            <w:tcW w:type="dxa" w:w="4997"/>
+            <w:tcW w:type="dxa" w:w="6700"/>
           </w:tcPr>
           <w:p>
-            <w:pPr>
-              <w:spacing w:after="40"/>
-            </w:pPr>
-            <w:r/>
             <w:r>
-              <w:rPr>
-                <w:rFonts w:ascii="Aptos" w:hAnsi="Aptos"/>
-                <w:b w:val="0"/>
-                <w:color w:val="292D2A"/>
-                <w:sz w:val="16"/>
-              </w:rPr>
-              <w:t>Draft → Submitted for Review → Approved → Published → Completed or Cancelled.</w:t>
+              <w:t>Draft -&gt; Submitted for Review -&gt; Approved -&gt; Published -&gt; Completed or Cancelled.</w:t>
             </w:r>
           </w:p>
         </w:tc>
       </w:tr>
       <w:tr>
+        <w:trPr/>
         <w:tc>
           <w:tcPr>
-            <w:tcW w:type="dxa" w:w="4997"/>
-            <w:shd w:fill="F8F7F3"/>
+            <w:tcW w:type="dxa" w:w="2800"/>
           </w:tcPr>
           <w:p>
-            <w:pPr>
-              <w:spacing w:after="40"/>
-            </w:pPr>
-            <w:r/>
             <w:r>
-              <w:rPr>
-                <w:rFonts w:ascii="Aptos" w:hAnsi="Aptos"/>
-                <w:b w:val="0"/>
-                <w:color w:val="292D2A"/>
-                <w:sz w:val="16"/>
-              </w:rPr>
               <w:t>Registration</w:t>
             </w:r>
           </w:p>
         </w:tc>
         <w:tc>
           <w:tcPr>
-            <w:tcW w:type="dxa" w:w="4997"/>
-            <w:shd w:fill="F8F7F3"/>
+            <w:tcW w:type="dxa" w:w="6700"/>
           </w:tcPr>
           <w:p>
-            <w:pPr>
-              <w:spacing w:after="40"/>
-            </w:pPr>
-            <w:r/>
             <w:r>
-              <w:rPr>
-                <w:rFonts w:ascii="Aptos" w:hAnsi="Aptos"/>
-                <w:b w:val="0"/>
-                <w:color w:val="292D2A"/>
-                <w:sz w:val="16"/>
-              </w:rPr>
-              <w:t>Registered or Cancelled; enforce capacity/deadline atomically.</w:t>
+              <w:t>Registered or Cancelled; capacity and deadline enforced atomically.</w:t>
             </w:r>
           </w:p>
         </w:tc>
       </w:tr>
       <w:tr>
+        <w:trPr/>
         <w:tc>
           <w:tcPr>
-            <w:tcW w:type="dxa" w:w="4997"/>
+            <w:tcW w:type="dxa" w:w="2800"/>
           </w:tcPr>
           <w:p>
-            <w:pPr>
-              <w:spacing w:after="40"/>
-            </w:pPr>
-            <w:r/>
             <w:r>
-              <w:rPr>
-                <w:rFonts w:ascii="Aptos" w:hAnsi="Aptos"/>
-                <w:b w:val="0"/>
-                <w:color w:val="292D2A"/>
-                <w:sz w:val="16"/>
-              </w:rPr>
               <w:t>Attendance</w:t>
             </w:r>
           </w:p>
         </w:tc>
         <w:tc>
           <w:tcPr>
-            <w:tcW w:type="dxa" w:w="4997"/>
+            <w:tcW w:type="dxa" w:w="6700"/>
           </w:tcPr>
           <w:p>
-            <w:pPr>
-              <w:spacing w:after="40"/>
-            </w:pPr>
-            <w:r/>
             <w:r>
-              <w:rPr>
-                <w:rFonts w:ascii="Aptos" w:hAnsi="Aptos"/>
-                <w:b w:val="0"/>
-                <w:color w:val="292D2A"/>
-                <w:sz w:val="16"/>
-              </w:rPr>
-              <w:t>Recorded/awaiting approval if configured → Approved; corrections only by Operations Admin.</w:t>
+              <w:t>Recorded -&gt; Approved; corrections strictly by authorized admin with audit log.</w:t>
             </w:r>
           </w:p>
         </w:tc>
       </w:tr>
       <w:tr>
+        <w:trPr/>
         <w:tc>
           <w:tcPr>
-            <w:tcW w:type="dxa" w:w="4997"/>
-            <w:shd w:fill="F8F7F3"/>
+            <w:tcW w:type="dxa" w:w="2800"/>
           </w:tcPr>
           <w:p>
-            <w:pPr>
-              <w:spacing w:after="40"/>
-            </w:pPr>
-            <w:r/>
             <w:r>
-              <w:rPr>
-                <w:rFonts w:ascii="Aptos" w:hAnsi="Aptos"/>
-                <w:b w:val="0"/>
-                <w:color w:val="292D2A"/>
-                <w:sz w:val="16"/>
-              </w:rPr>
-              <w:t>Media</w:t>
+              <w:t>Media / Report</w:t>
             </w:r>
           </w:p>
         </w:tc>
         <w:tc>
           <w:tcPr>
-            <w:tcW w:type="dxa" w:w="4997"/>
-            <w:shd w:fill="F8F7F3"/>
+            <w:tcW w:type="dxa" w:w="6700"/>
           </w:tcPr>
           <w:p>
-            <w:pPr>
-              <w:spacing w:after="40"/>
-            </w:pPr>
-            <w:r/>
             <w:r>
-              <w:rPr>
-                <w:rFonts w:ascii="Aptos" w:hAnsi="Aptos"/>
-                <w:b w:val="0"/>
-                <w:color w:val="292D2A"/>
-                <w:sz w:val="16"/>
-              </w:rPr>
-              <w:t>Private Pending Review → Approved/Published or Rejected/Needs Revision → Archived.</w:t>
+              <w:t>Private Pending Review -&gt; Approved/Published or Rejected/Needs Revision -&gt; Archived.</w:t>
             </w:r>
           </w:p>
         </w:tc>
       </w:tr>
       <w:tr>
+        <w:trPr/>
         <w:tc>
           <w:tcPr>
-            <w:tcW w:type="dxa" w:w="4997"/>
+            <w:tcW w:type="dxa" w:w="2800"/>
           </w:tcPr>
           <w:p>
-            <w:pPr>
-              <w:spacing w:after="40"/>
-            </w:pPr>
-            <w:r/>
             <w:r>
-              <w:rPr>
-                <w:rFonts w:ascii="Aptos" w:hAnsi="Aptos"/>
-                <w:b w:val="0"/>
-                <w:color w:val="292D2A"/>
-                <w:sz w:val="16"/>
-              </w:rPr>
               <w:t>Certificate</w:t>
             </w:r>
           </w:p>
         </w:tc>
         <w:tc>
           <w:tcPr>
-            <w:tcW w:type="dxa" w:w="4997"/>
+            <w:tcW w:type="dxa" w:w="6700"/>
           </w:tcPr>
           <w:p>
-            <w:pPr>
-              <w:spacing w:after="40"/>
-            </w:pPr>
-            <w:r/>
             <w:r>
-              <w:rPr>
-                <w:rFonts w:ascii="Aptos" w:hAnsi="Aptos"/>
-                <w:b w:val="0"/>
-                <w:color w:val="292D2A"/>
-                <w:sz w:val="16"/>
-              </w:rPr>
-              <w:t>Potentially Eligible → Pending Review → Approved/Rejected → Issued.</w:t>
+              <w:t>Potentially Eligible -&gt; Pending Review -&gt; Approved / Rejected -&gt; Issued.</w:t>
             </w:r>
           </w:p>
         </w:tc>
       </w:tr>
       <w:tr>
+        <w:trPr/>
         <w:tc>
           <w:tcPr>
-            <w:tcW w:type="dxa" w:w="4997"/>
-            <w:shd w:fill="F8F7F3"/>
+            <w:tcW w:type="dxa" w:w="2800"/>
           </w:tcPr>
           <w:p>
-            <w:pPr>
-              <w:spacing w:after="40"/>
-            </w:pPr>
-            <w:r/>
             <w:r>
-              <w:rPr>
-                <w:rFonts w:ascii="Aptos" w:hAnsi="Aptos"/>
-                <w:b w:val="0"/>
-                <w:color w:val="292D2A"/>
-                <w:sz w:val="16"/>
-              </w:rPr>
               <w:t>Task</w:t>
             </w:r>
           </w:p>
         </w:tc>
         <w:tc>
           <w:tcPr>
-            <w:tcW w:type="dxa" w:w="4997"/>
-            <w:shd w:fill="F8F7F3"/>
+            <w:tcW w:type="dxa" w:w="6700"/>
           </w:tcPr>
           <w:p>
-            <w:pPr>
-              <w:spacing w:after="40"/>
-            </w:pPr>
-            <w:r/>
             <w:r>
-              <w:rPr>
-                <w:rFonts w:ascii="Aptos" w:hAnsi="Aptos"/>
-                <w:b w:val="0"/>
-                <w:color w:val="292D2A"/>
-                <w:sz w:val="16"/>
-              </w:rPr>
-              <w:t>To Do → In Progress → Submitted for Review → Completed/Needs Revision; overdue is derived.</w:t>
+              <w:t>To Do -&gt; In Progress -&gt; Submitted for Review -&gt; Completed / Needs Revision; overdue derived.</w:t>
             </w:r>
           </w:p>
         </w:tc>
       </w:tr>
       <w:tr>
+        <w:trPr/>
         <w:tc>
           <w:tcPr>
-            <w:tcW w:type="dxa" w:w="4997"/>
+            <w:tcW w:type="dxa" w:w="2800"/>
           </w:tcPr>
           <w:p>
-            <w:pPr>
-              <w:spacing w:after="40"/>
-            </w:pPr>
-            <w:r/>
             <w:r>
-              <w:rPr>
-                <w:rFonts w:ascii="Aptos" w:hAnsi="Aptos"/>
-                <w:b w:val="0"/>
-                <w:color w:val="292D2A"/>
-                <w:sz w:val="16"/>
-              </w:rPr>
-              <w:t>Support</w:t>
+              <w:t>Support Ticket</w:t>
             </w:r>
           </w:p>
         </w:tc>
         <w:tc>
           <w:tcPr>
-            <w:tcW w:type="dxa" w:w="4997"/>
+            <w:tcW w:type="dxa" w:w="6700"/>
           </w:tcPr>
           <w:p>
-            <w:pPr>
-              <w:spacing w:after="40"/>
-            </w:pPr>
-            <w:r/>
             <w:r>
-              <w:rPr>
-                <w:rFonts w:ascii="Aptos" w:hAnsi="Aptos"/>
-                <w:b w:val="0"/>
-                <w:color w:val="292D2A"/>
-                <w:sz w:val="16"/>
-              </w:rPr>
-              <w:t>Open → In Progress → Waiting for Response → Resolved.</w:t>
+              <w:t>Open -&gt; In Progress -&gt; Waiting for Response -&gt; Resolved.</w:t>
+            </w:r>
+          </w:p>
+        </w:tc>
+      </w:tr>
+      <w:tr>
+        <w:trPr/>
+        <w:tc>
+          <w:tcPr>
+            <w:tcW w:type="dxa" w:w="2800"/>
+          </w:tcPr>
+          <w:p>
+            <w:r>
+              <w:t>Edge: Full Event</w:t>
+            </w:r>
+          </w:p>
+        </w:tc>
+        <w:tc>
+          <w:tcPr>
+            <w:tcW w:type="dxa" w:w="6700"/>
+          </w:tcPr>
+          <w:p>
+            <w:r>
+              <w:t>Reject registration transactionally; display closed status banner.</w:t>
+            </w:r>
+          </w:p>
+        </w:tc>
+      </w:tr>
+      <w:tr>
+        <w:trPr/>
+        <w:tc>
+          <w:tcPr>
+            <w:tcW w:type="dxa" w:w="2800"/>
+          </w:tcPr>
+          <w:p>
+            <w:r>
+              <w:t>Edge: Email Fail</w:t>
+            </w:r>
+          </w:p>
+        </w:tc>
+        <w:tc>
+          <w:tcPr>
+            <w:tcW w:type="dxa" w:w="6700"/>
+          </w:tcPr>
+          <w:p>
+            <w:r>
+              <w:t>Track delivery status separately; never claim email delivery succeeded if unconfirmed.</w:t>
+            </w:r>
+          </w:p>
+        </w:tc>
+      </w:tr>
+      <w:tr>
+        <w:trPr/>
+        <w:tc>
+          <w:tcPr>
+            <w:tcW w:type="dxa" w:w="2800"/>
+          </w:tcPr>
+          <w:p>
+            <w:r>
+              <w:t>Edge: Joint Hours</w:t>
+            </w:r>
+          </w:p>
+        </w:tc>
+        <w:tc>
+          <w:tcPr>
+            <w:tcW w:type="dxa" w:w="6700"/>
+          </w:tcPr>
+          <w:p>
+            <w:r>
+              <w:t>Prevent double allocation; hold joint calculations if crediting rule is pending confirmation.</w:t>
             </w:r>
           </w:p>
         </w:tc>
       </w:tr>
     </w:tbl>
-    <w:p/>
-    <w:p>
-      <w:pPr>
-        <w:pStyle w:val="ListBullet"/>
-        <w:spacing w:after="40"/>
-      </w:pPr>
-      <w:r>
-        <w:t>Full event: reject new registration and show closed status.</w:t>
-      </w:r>
-    </w:p>
-    <w:p>
-      <w:pPr>
-        <w:pStyle w:val="ListBullet"/>
-        <w:spacing w:after="40"/>
-      </w:pPr>
-      <w:r>
-        <w:t>Email failure: track separately; never imply delivery succeeded.</w:t>
-      </w:r>
-    </w:p>
-    <w:p>
-      <w:pPr>
-        <w:pStyle w:val="ListBullet"/>
-        <w:spacing w:after="40"/>
-      </w:pPr>
-      <w:r>
-        <w:t>Upload failure: show retry guidance and do not expose partial private files.</w:t>
-      </w:r>
-    </w:p>
-    <w:p>
-      <w:pPr>
-        <w:pStyle w:val="ListBullet"/>
-        <w:spacing w:after="40"/>
-      </w:pPr>
-      <w:r>
-        <w:t>Authorization failure: deny action without leaking private record details.</w:t>
-      </w:r>
-    </w:p>
-    <w:p>
-      <w:pPr>
-        <w:pStyle w:val="ListBullet"/>
-        <w:spacing w:after="40"/>
-      </w:pPr>
-      <w:r>
-        <w:t>Failed backup: alert admins and mark unsuccessful until verified.</w:t>
-      </w:r>
-    </w:p>
-    <w:sectPr>
-      <w:headerReference w:type="default" r:id="rId9"/>
-      <w:footerReference w:type="default" r:id="rId10"/>
-      <w:pgSz w:w="12240" w:h="15840"/>
-      <w:pgMar w:top="1008" w:right="1123" w:bottom="1008" w:left="1123" w:header="720" w:footer="720" w:gutter="0"/>
-      <w:cols w:space="720"/>
-      <w:docGrid w:linePitch="360"/>
-    </w:sectPr>
   </w:body>
 </w:document>
 </file>
